--- a/手机安卓系统端教程/手机安卓系统端教程.docx
+++ b/手机安卓系统端教程/手机安卓系统端教程.docx
@@ -1943,40 +1943,18 @@
         </w:rPr>
         <w:t>：</w:t>
       </w:r>
-      <w:hyperlink r:id="rId11">
-        <w:r>
-          <w:rPr>
-            <w:rStyle w:val="af2"/>
-            <w:rFonts w:ascii="微软雅黑" w:eastAsia="微软雅黑" w:hAnsi="微软雅黑" w:cs="微软雅黑" w:hint="eastAsia"/>
-            <w:color w:val="0969DA"/>
-            <w:sz w:val="21"/>
-            <w:szCs w:val="21"/>
-            <w:u w:val="none"/>
-          </w:rPr>
-          <w:t>下载地址</w:t>
-        </w:r>
-        <w:r>
-          <w:rPr>
-            <w:rStyle w:val="af2"/>
-            <w:rFonts w:ascii="Segoe UI" w:eastAsia="Segoe UI" w:hAnsi="Segoe UI" w:cs="Segoe UI"/>
-            <w:color w:val="0969DA"/>
-            <w:sz w:val="21"/>
-            <w:szCs w:val="21"/>
-            <w:u w:val="none"/>
-          </w:rPr>
-          <w:t xml:space="preserve"> 1</w:t>
-        </w:r>
-      </w:hyperlink>
+      <w:r>
+        <w:rPr>
+          <w:rFonts w:hint="eastAsia"/>
+        </w:rPr>
+        <w:t>在官网上面下载</w:t>
+      </w:r>
     </w:p>
     <w:p>
       <w:pPr>
-        <w:pStyle w:val="a9"/>
-        <w:numPr>
-          <w:ilvl w:val="0"/>
-          <w:numId w:val="1"/>
-        </w:numPr>
         <w:shd w:val="clear" w:color="auto" w:fill="FFFFFF" w:themeFill="background1"/>
         <w:spacing w:after="0" w:line="420" w:lineRule="auto"/>
+        <w:ind w:left="420"/>
         <w:rPr>
           <w:rFonts w:ascii="Segoe UI" w:eastAsia="Segoe UI" w:hAnsi="Segoe UI" w:cs="Segoe UI"/>
           <w:color w:val="0969DA"/>
@@ -1984,63 +1962,6 @@
           <w:szCs w:val="21"/>
         </w:rPr>
       </w:pPr>
-      <w:r>
-        <w:rPr>
-          <w:rFonts w:ascii="Segoe UI" w:eastAsia="Segoe UI" w:hAnsi="Segoe UI" w:cs="Segoe UI"/>
-          <w:b/>
-          <w:bCs/>
-          <w:color w:val="1F2328"/>
-          <w:sz w:val="21"/>
-          <w:szCs w:val="21"/>
-        </w:rPr>
-        <w:t>备用软件下载</w:t>
-      </w:r>
-      <w:r>
-        <w:rPr>
-          <w:rFonts w:ascii="Segoe UI" w:eastAsia="Segoe UI" w:hAnsi="Segoe UI" w:cs="Segoe UI"/>
-          <w:color w:val="1F2328"/>
-          <w:sz w:val="21"/>
-          <w:szCs w:val="21"/>
-        </w:rPr>
-        <w:t>：</w:t>
-      </w:r>
-      <w:hyperlink r:id="rId12">
-        <w:r>
-          <w:rPr>
-            <w:rStyle w:val="af2"/>
-            <w:rFonts w:ascii="微软雅黑" w:eastAsia="微软雅黑" w:hAnsi="微软雅黑" w:cs="微软雅黑" w:hint="eastAsia"/>
-            <w:color w:val="0969DA"/>
-            <w:sz w:val="21"/>
-            <w:szCs w:val="21"/>
-            <w:u w:val="none"/>
-          </w:rPr>
-          <w:t>下载地址</w:t>
-        </w:r>
-        <w:r>
-          <w:rPr>
-            <w:rStyle w:val="af2"/>
-            <w:rFonts w:ascii="Segoe UI" w:eastAsia="Segoe UI" w:hAnsi="Segoe UI" w:cs="Segoe UI"/>
-            <w:color w:val="0969DA"/>
-            <w:sz w:val="21"/>
-            <w:szCs w:val="21"/>
-            <w:u w:val="none"/>
-          </w:rPr>
-          <w:t xml:space="preserve"> 2</w:t>
-        </w:r>
-      </w:hyperlink>
-    </w:p>
-    <w:p>
-      <w:pPr>
-        <w:shd w:val="clear" w:color="auto" w:fill="FFFFFF" w:themeFill="background1"/>
-        <w:spacing w:after="0" w:line="420" w:lineRule="auto"/>
-        <w:ind w:left="420"/>
-        <w:rPr>
-          <w:rFonts w:ascii="Segoe UI" w:eastAsia="Segoe UI" w:hAnsi="Segoe UI" w:cs="Segoe UI"/>
-          <w:color w:val="0969DA"/>
-          <w:sz w:val="21"/>
-          <w:szCs w:val="21"/>
-        </w:rPr>
-      </w:pPr>
     </w:p>
     <w:p>
       <w:pPr>
@@ -2114,7 +2035,7 @@
         </w:rPr>
         <w:t>官方网址：</w:t>
       </w:r>
-      <w:hyperlink r:id="rId13">
+      <w:hyperlink r:id="rId11">
         <w:r>
           <w:rPr>
             <w:rStyle w:val="af2"/>
@@ -2186,7 +2107,7 @@
                     <pic:cNvPicPr/>
                   </pic:nvPicPr>
                   <pic:blipFill>
-                    <a:blip r:embed="rId14" cstate="print">
+                    <a:blip r:embed="rId12" cstate="print">
                       <a:extLst>
                         <a:ext uri="{28A0092B-C50C-407E-A947-70E740481C1C}">
                           <a14:useLocalDpi xmlns:a14="http://schemas.microsoft.com/office/drawing/2010/main" val="0"/>
@@ -2371,7 +2292,7 @@
                     <pic:cNvPicPr/>
                   </pic:nvPicPr>
                   <pic:blipFill>
-                    <a:blip r:embed="rId15"/>
+                    <a:blip r:embed="rId13"/>
                     <a:stretch>
                       <a:fillRect/>
                     </a:stretch>
@@ -2441,7 +2362,7 @@
                     <pic:cNvPicPr/>
                   </pic:nvPicPr>
                   <pic:blipFill>
-                    <a:blip r:embed="rId16"/>
+                    <a:blip r:embed="rId14"/>
                     <a:stretch>
                       <a:fillRect/>
                     </a:stretch>
@@ -2543,7 +2464,7 @@
                     </pic:cNvPicPr>
                   </pic:nvPicPr>
                   <pic:blipFill>
-                    <a:blip r:embed="rId17" cstate="print">
+                    <a:blip r:embed="rId15" cstate="print">
                       <a:extLst>
                         <a:ext uri="{28A0092B-C50C-407E-A947-70E740481C1C}">
                           <a14:useLocalDpi xmlns:a14="http://schemas.microsoft.com/office/drawing/2010/main" val="0"/>
@@ -2729,7 +2650,7 @@
                     <pic:cNvPicPr/>
                   </pic:nvPicPr>
                   <pic:blipFill>
-                    <a:blip r:embed="rId18">
+                    <a:blip r:embed="rId16">
                       <a:extLst>
                         <a:ext uri="{28A0092B-C50C-407E-A947-70E740481C1C}">
                           <a14:useLocalDpi xmlns:a14="http://schemas.microsoft.com/office/drawing/2010/main" val="0"/>
@@ -2971,8 +2892,8 @@
       </w:r>
     </w:p>
     <w:sectPr>
-      <w:headerReference w:type="default" r:id="rId19"/>
-      <w:footerReference w:type="default" r:id="rId20"/>
+      <w:headerReference w:type="default" r:id="rId17"/>
+      <w:footerReference w:type="default" r:id="rId18"/>
       <w:pgSz w:w="11906" w:h="16838"/>
       <w:pgMar w:top="1440" w:right="1800" w:bottom="1440" w:left="1800" w:header="851" w:footer="992" w:gutter="0"/>
       <w:cols w:space="425"/>
